--- a/sales_rep_analysis_feb2026.docx
+++ b/sales_rep_analysis_feb2026.docx
@@ -46,7 +46,7 @@
           <w:color w:val="999999"/>
           <w:sz w:val="20"/>
         </w:rPr>
-        <w:t>Generated: 2026-02-24 22:58:13</w:t>
+        <w:t>Generated: 2026-02-27 15:54:26</w:t>
       </w:r>
     </w:p>
     <w:p>
